--- a/projects/valuepickr-open-screen/docs/00b_PORTFOLIO.docx
+++ b/projects/valuepickr-open-screen/docs/00b_PORTFOLIO.docx
@@ -32,7 +32,7 @@
           <w:sz w:val="20"/>
           <w:szCs w:val="20"/>
         </w:rPr>
-        <w:t xml:space="preserve">Compiled 2026-09-05 — built from the ongoing ValuePickr-wide open screen (separate from the original 108-stock project's docs/00b_PORTFOLIO_Rs1L_Allocation.docx)</w:t>
+        <w:t xml:space="preserve">Compiled 2026-09-07 — built from the ongoing ValuePickr-wide open screen (separate from the original 108-stock project's docs/00b_PORTFOLIO_Rs1L_Allocation.docx)</w:t>
       </w:r>
     </w:p>
     <w:p>
@@ -1145,6 +1145,19 @@
           <w:szCs w:val="30"/>
         </w:rPr>
         <w:t xml:space="preserve">Risk Management</w:t>
+      </w:r>
+    </w:p>
+    <w:p>
+      <w:pPr>
+        <w:pStyle w:val="ListParagraph"/>
+        <w:numPr>
+          <w:ilvl w:val="0"/>
+          <w:numId w:val="1"/>
+        </w:numPr>
+        <w:spacing w:after="80"/>
+      </w:pPr>
+      <w:r>
+        <w:t xml:space="preserve">2026-09-07 cycle: Tier-A membership and conviction_scores re-confirmed unchanged (Venus 80, Aeroflex 72, Macpower/Thyrocare 60, Wockhardt 61.3) - no rebalance; allocation, prices and sizing carried forward from 2026-09-05. Verify live prices before acting.</w:t>
       </w:r>
     </w:p>
     <w:p>

--- a/projects/valuepickr-open-screen/docs/00b_PORTFOLIO.docx
+++ b/projects/valuepickr-open-screen/docs/00b_PORTFOLIO.docx
@@ -32,7 +32,7 @@
           <w:sz w:val="20"/>
           <w:szCs w:val="20"/>
         </w:rPr>
-        <w:t xml:space="preserve">Compiled 2026-09-07 — built from the ongoing ValuePickr-wide open screen (separate from the original 108-stock project's docs/00b_PORTFOLIO_Rs1L_Allocation.docx)</w:t>
+        <w:t xml:space="preserve">Compiled 2026-09-09 — built from the ongoing ValuePickr-wide open screen (separate from the original 108-stock project's docs/00b_PORTFOLIO_Rs1L_Allocation.docx)</w:t>
       </w:r>
     </w:p>
     <w:p>
@@ -71,7 +71,7 @@
         <w:spacing w:after="120"/>
       </w:pPr>
       <w:r>
-        <w:t xml:space="preserve">Illustrative Rs 1,00,000 allocation drawn purely from this project's Tier-A bucket (conviction_score &gt;= 60, thesis_fit = 10x-in-2-3-years, no red flag) - the first run where Tier A reached the 5-name threshold. No market-cap ceiling; sizing follows conviction_score and thesis-return-magnitude rather than index weight, with a deliberate haircut on names whose valuation already prices in most of the near-term catalyst (Aeroflex's ~107x P/E, Wockhardt's expectation-gap 'over-optimistic/no-edge' flag). Two of the five (Venus Remedies, Wockhardt) sit in specialty pharma but on distinct sub-theses (cash-backed peer-valuation-gap turnaround vs a binary global-licensing catalyst on an already-approved NCE), so the book still spans four effectively independent business drivers. A 10% cash buffer is held back given how much of this batch has already re-rated.</w:t>
+        <w:t xml:space="preserve">Illustrative Rs 1,00,000 allocation drawn purely from this project's Tier-A bucket (conviction_score &gt;= 60, thesis_fit = 10x-in-2-3-years, no red flag). Tier A grew to six names on the 2026-09-09 rerank when Time Technoplast's conviction_score crossed 60 (Medium -&gt; Medium-High) on confirmed deleveraging plus ~5 straight quarters of ~20-25% PAT growth. No market-cap ceiling; sizing follows conviction_score and thesis-return-magnitude rather than index weight, with a deliberate haircut on names whose valuation already prices in most of the near-term catalyst (Aeroflex's ~107x P/E, Wockhardt's expectation-gap 'over-optimistic/no-edge' flag). The book spans specialty pharma (Venus, Wockhardt - distinct sub-theses), machine tools (Macpower), diagnostics (Thyrocare), AI-datacentre thermal (Aeroflex) and industrial packaging/deleveraging (Time Technoplast) - six effectively independent business drivers. A ~13% cash buffer is held back given how much of this batch has already re-rated.</w:t>
       </w:r>
     </w:p>
     <w:p>
@@ -239,7 +239,7 @@
                 <w:sz w:val="18"/>
                 <w:szCs w:val="18"/>
               </w:rPr>
-              <w:t xml:space="preserve">25%</w:t>
+              <w:t xml:space="preserve">23%</w:t>
             </w:r>
           </w:p>
         </w:tc>
@@ -253,7 +253,7 @@
                 <w:sz w:val="18"/>
                 <w:szCs w:val="18"/>
               </w:rPr>
-              <w:t xml:space="preserve">24850</w:t>
+              <w:t xml:space="preserve">23075</w:t>
             </w:r>
           </w:p>
         </w:tc>
@@ -281,7 +281,7 @@
                 <w:sz w:val="18"/>
                 <w:szCs w:val="18"/>
               </w:rPr>
-              <w:t xml:space="preserve">14</w:t>
+              <w:t xml:space="preserve">13</w:t>
             </w:r>
           </w:p>
         </w:tc>
@@ -325,7 +325,7 @@
                 <w:sz w:val="18"/>
                 <w:szCs w:val="18"/>
               </w:rPr>
-              <w:t xml:space="preserve">20%</w:t>
+              <w:t xml:space="preserve">17%</w:t>
             </w:r>
           </w:p>
         </w:tc>
@@ -339,7 +339,7 @@
                 <w:sz w:val="18"/>
                 <w:szCs w:val="18"/>
               </w:rPr>
-              <w:t xml:space="preserve">20070</w:t>
+              <w:t xml:space="preserve">16056</w:t>
             </w:r>
           </w:p>
         </w:tc>
@@ -367,7 +367,7 @@
                 <w:sz w:val="18"/>
                 <w:szCs w:val="18"/>
               </w:rPr>
-              <w:t xml:space="preserve">10</w:t>
+              <w:t xml:space="preserve">8</w:t>
             </w:r>
           </w:p>
         </w:tc>
@@ -411,7 +411,7 @@
                 <w:sz w:val="18"/>
                 <w:szCs w:val="18"/>
               </w:rPr>
-              <w:t xml:space="preserve">20%</w:t>
+              <w:t xml:space="preserve">16%</w:t>
             </w:r>
           </w:p>
         </w:tc>
@@ -425,7 +425,7 @@
                 <w:sz w:val="18"/>
                 <w:szCs w:val="18"/>
               </w:rPr>
-              <w:t xml:space="preserve">19840</w:t>
+              <w:t xml:space="preserve">16000</w:t>
             </w:r>
           </w:p>
         </w:tc>
@@ -453,7 +453,7 @@
                 <w:sz w:val="18"/>
                 <w:szCs w:val="18"/>
               </w:rPr>
-              <w:t xml:space="preserve">31</w:t>
+              <w:t xml:space="preserve">25</w:t>
             </w:r>
           </w:p>
         </w:tc>
@@ -497,7 +497,7 @@
                 <w:sz w:val="18"/>
                 <w:szCs w:val="18"/>
               </w:rPr>
-              <w:t xml:space="preserve">15%</w:t>
+              <w:t xml:space="preserve">12%</w:t>
             </w:r>
           </w:p>
         </w:tc>
@@ -511,7 +511,7 @@
                 <w:sz w:val="18"/>
                 <w:szCs w:val="18"/>
               </w:rPr>
-              <w:t xml:space="preserve">15176</w:t>
+              <w:t xml:space="preserve">11924</w:t>
             </w:r>
           </w:p>
         </w:tc>
@@ -539,7 +539,7 @@
                 <w:sz w:val="18"/>
                 <w:szCs w:val="18"/>
               </w:rPr>
-              <w:t xml:space="preserve">28</w:t>
+              <w:t xml:space="preserve">22</w:t>
             </w:r>
           </w:p>
         </w:tc>
@@ -569,6 +569,92 @@
                 <w:sz w:val="18"/>
                 <w:szCs w:val="18"/>
               </w:rPr>
+              <w:t xml:space="preserve">Time Technoplast</w:t>
+            </w:r>
+          </w:p>
+        </w:tc>
+        <w:tc>
+          <w:tcPr>
+            <w:tcW w:type="dxa" w:w="1400"/>
+          </w:tcPr>
+          <w:p>
+            <w:r>
+              <w:rPr>
+                <w:sz w:val="18"/>
+                <w:szCs w:val="18"/>
+              </w:rPr>
+              <w:t xml:space="preserve">12%</w:t>
+            </w:r>
+          </w:p>
+        </w:tc>
+        <w:tc>
+          <w:tcPr>
+            <w:tcW w:type="dxa" w:w="1400"/>
+          </w:tcPr>
+          <w:p>
+            <w:r>
+              <w:rPr>
+                <w:sz w:val="18"/>
+                <w:szCs w:val="18"/>
+              </w:rPr>
+              <w:t xml:space="preserve">11660</w:t>
+            </w:r>
+          </w:p>
+        </w:tc>
+        <w:tc>
+          <w:tcPr>
+            <w:tcW w:type="dxa" w:w="1200"/>
+          </w:tcPr>
+          <w:p>
+            <w:r>
+              <w:rPr>
+                <w:sz w:val="18"/>
+                <w:szCs w:val="18"/>
+              </w:rPr>
+              <w:t xml:space="preserve">530</w:t>
+            </w:r>
+          </w:p>
+        </w:tc>
+        <w:tc>
+          <w:tcPr>
+            <w:tcW w:type="dxa" w:w="1200"/>
+          </w:tcPr>
+          <w:p>
+            <w:r>
+              <w:rPr>
+                <w:sz w:val="18"/>
+                <w:szCs w:val="18"/>
+              </w:rPr>
+              <w:t xml:space="preserve">22</w:t>
+            </w:r>
+          </w:p>
+        </w:tc>
+        <w:tc>
+          <w:tcPr>
+            <w:tcW w:type="dxa" w:w="1200"/>
+          </w:tcPr>
+          <w:p>
+            <w:r>
+              <w:rPr>
+                <w:sz w:val="18"/>
+                <w:szCs w:val="18"/>
+              </w:rPr>
+              <w:t xml:space="preserve">Medium-High</w:t>
+            </w:r>
+          </w:p>
+        </w:tc>
+      </w:tr>
+      <w:tr>
+        <w:tc>
+          <w:tcPr>
+            <w:tcW w:type="dxa" w:w="2600"/>
+          </w:tcPr>
+          <w:p>
+            <w:r>
+              <w:rPr>
+                <w:sz w:val="18"/>
+                <w:szCs w:val="18"/>
+              </w:rPr>
               <w:t xml:space="preserve">Wockhardt Ltd</w:t>
             </w:r>
           </w:p>
@@ -583,7 +669,7 @@
                 <w:sz w:val="18"/>
                 <w:szCs w:val="18"/>
               </w:rPr>
-              <w:t xml:space="preserve">10%</w:t>
+              <w:t xml:space="preserve">8%</w:t>
             </w:r>
           </w:p>
         </w:tc>
@@ -597,7 +683,7 @@
                 <w:sz w:val="18"/>
                 <w:szCs w:val="18"/>
               </w:rPr>
-              <w:t xml:space="preserve">10435</w:t>
+              <w:t xml:space="preserve">8348</w:t>
             </w:r>
           </w:p>
         </w:tc>
@@ -625,7 +711,7 @@
                 <w:sz w:val="18"/>
                 <w:szCs w:val="18"/>
               </w:rPr>
-              <w:t xml:space="preserve">5</w:t>
+              <w:t xml:space="preserve">4</w:t>
             </w:r>
           </w:p>
         </w:tc>
@@ -662,7 +748,7 @@
           <w:sz w:val="20"/>
           <w:szCs w:val="20"/>
         </w:rPr>
-        <w:t xml:space="preserve">~90% deployed, ~10% (Rs 10,229) held as cash buffer. Sizing rule: conviction_score sets the base weight, then a valuation/expectation-gap haircut trims names where the catalyst looks largely priced in (Aeroflex's ~107x trailing P/E despite score 80; Wockhardt's expectation-gap score of 0 with an explicit 'over-optimistic/no-edge' flag caps it at the smallest position despite clearing the Tier-A bar on conviction_score alone). Thyrocare's price (~Rs 640) is an estimate anchored to its 52-week high of Rs 662 given accelerating PAT and a compressing multiple - not independently re-pulled this pass; verify live price before acting, as the doc disclaimer notes.</w:t>
+        <w:t xml:space="preserve">~87% deployed, ~13% (Rs 12,937) held as cash buffer. Sizing rule: conviction_score sets the base weight, then a valuation/expectation-gap haircut trims names where the catalyst looks largely priced in (Aeroflex's ~107x trailing P/E despite score 80; Wockhardt's expectation-gap score 0 with an explicit 'over-optimistic/no-edge' flag caps it at the smallest position despite clearing the Tier-A bar on conviction_score alone). Time Technoplast (new this cycle) enters at a mid-weight: score 62.8 is near the bottom of the tier, but its expectation-gap read is favourable ('underestimated', gap score ~52) and it is the cheapest name in the book at ~19x trailing for ~20% PAT growth plus deleveraging. Its price (~Rs 530) and Thyrocare's (~Rs 640) are estimates, not independently re-pulled this pass - verify live prices before acting, as the doc disclaimer notes.</w:t>
       </w:r>
     </w:p>
     <w:p>
@@ -702,7 +788,7 @@
           <w:sz w:val="20"/>
           <w:szCs w:val="20"/>
         </w:rPr>
-        <w:t xml:space="preserve">  —  25% allocation  |  Conviction: High</w:t>
+        <w:t xml:space="preserve">  —  23% allocation  |  Conviction: High</w:t>
       </w:r>
     </w:p>
     <w:p>
@@ -746,7 +832,7 @@
           <w:sz w:val="20"/>
           <w:szCs w:val="20"/>
         </w:rPr>
-        <w:t xml:space="preserve">Highest conviction_score in the batch (80.0) combined with the cheapest valuation of the five (~19x P/E, ~9x EV/EBITDA) and cash-backed (not accrual-led) earnings - the largest position.</w:t>
+        <w:t xml:space="preserve">Highest conviction_score in the batch (80.0) combined with the cheapest valuation of the six (~19x P/E, ~9x EV/EBITDA) and cash-backed (not accrual-led) earnings - the largest position.</w:t>
       </w:r>
     </w:p>
     <w:p>
@@ -792,7 +878,7 @@
           <w:sz w:val="20"/>
           <w:szCs w:val="20"/>
         </w:rPr>
-        <w:t xml:space="preserve">  —  20% allocation  |  Conviction: High</w:t>
+        <w:t xml:space="preserve">  —  17% allocation  |  Conviction: High</w:t>
       </w:r>
     </w:p>
     <w:p>
@@ -836,7 +922,7 @@
           <w:sz w:val="20"/>
           <w:szCs w:val="20"/>
         </w:rPr>
-        <w:t xml:space="preserve">Strong conviction_score (66.0) and a real, multi-quarter confirmed inflection - sized just behind Venus, ahead of the two lower-scoring, higher-valuation names.</w:t>
+        <w:t xml:space="preserve">Strong conviction_score (66.0) and a real, multi-quarter confirmed inflection - sized just behind Venus, ahead of the lower-scoring, higher-valuation names.</w:t>
       </w:r>
     </w:p>
     <w:p>
@@ -882,7 +968,7 @@
           <w:sz w:val="20"/>
           <w:szCs w:val="20"/>
         </w:rPr>
-        <w:t xml:space="preserve">  —  20% allocation  |  Conviction: High</w:t>
+        <w:t xml:space="preserve">  —  16% allocation  |  Conviction: High</w:t>
       </w:r>
     </w:p>
     <w:p>
@@ -972,7 +1058,7 @@
           <w:sz w:val="20"/>
           <w:szCs w:val="20"/>
         </w:rPr>
-        <w:t xml:space="preserve">  —  15% allocation  |  Conviction: High</w:t>
+        <w:t xml:space="preserve">  —  12% allocation  |  Conviction: High</w:t>
       </w:r>
     </w:p>
     <w:p>
@@ -1052,6 +1138,96 @@
           <w:sz w:val="26"/>
           <w:szCs w:val="26"/>
         </w:rPr>
+        <w:t xml:space="preserve">Time Technoplast</w:t>
+      </w:r>
+      <w:r>
+        <w:rPr>
+          <w:b/>
+          <w:bCs/>
+          <w:color w:val="3D7A1E"/>
+          <w:sz w:val="20"/>
+          <w:szCs w:val="20"/>
+        </w:rPr>
+        <w:t xml:space="preserve">  —  12% allocation  |  Conviction: Medium-High</w:t>
+      </w:r>
+    </w:p>
+    <w:p>
+      <w:pPr>
+        <w:spacing w:after="100"/>
+      </w:pPr>
+      <w:r>
+        <w:rPr>
+          <w:i/>
+          <w:iCs/>
+          <w:color w:val="666666"/>
+          <w:sz w:val="20"/>
+          <w:szCs w:val="20"/>
+        </w:rPr>
+        <w:t xml:space="preserve">Industrial-packaging compounder finishing a multi-year deleveraging, ~20-25% PAT growth for five straight quarters, still cheap</w:t>
+      </w:r>
+    </w:p>
+    <w:p>
+      <w:pPr>
+        <w:spacing w:after="120"/>
+      </w:pPr>
+      <w:r>
+        <w:t xml:space="preserve">Q1 FY27 revenue +25% / PAT +22%, the ~fifth consecutive quarter of ~20-25% PAT growth, with the composite (value-added) mix rising 27% -&gt; 35% and ROCE guided from 18.9% FY26 toward 23%+ FY28. FY26 cut net debt by Rs 409 Cr with net-debt-free targeted in 12-18 months - the falling interest drag is a structural, steel-price-independent earnings tailwind on top of volume growth. Trades ~19x trailing, undemanding for the growth-plus-deleveraging combination; expectation-gap module reads 'underestimated' (gap score ~52).</w:t>
+      </w:r>
+    </w:p>
+    <w:p>
+      <w:pPr>
+        <w:spacing w:after="100"/>
+      </w:pPr>
+      <w:r>
+        <w:rPr>
+          <w:b/>
+          <w:bCs/>
+          <w:sz w:val="20"/>
+          <w:szCs w:val="20"/>
+        </w:rPr>
+        <w:t xml:space="preserve">Why this weight: </w:t>
+      </w:r>
+      <w:r>
+        <w:rPr>
+          <w:sz w:val="20"/>
+          <w:szCs w:val="20"/>
+        </w:rPr>
+        <w:t xml:space="preserve">conviction_score 62.8 (Medium-High) is near the bottom of the tier, so a mid-weight; but it is the cheapest name in the book and the only one with a clearly favourable expectation-gap read, which offsets the lower conviction score - sized level with Aeroflex.</w:t>
+      </w:r>
+    </w:p>
+    <w:p>
+      <w:pPr>
+        <w:spacing w:after="160"/>
+      </w:pPr>
+      <w:r>
+        <w:rPr>
+          <w:b/>
+          <w:bCs/>
+          <w:color w:val="A32020"/>
+          <w:sz w:val="20"/>
+          <w:szCs w:val="20"/>
+        </w:rPr>
+        <w:t xml:space="preserve">Watch for (thesis-breakers): </w:t>
+      </w:r>
+      <w:r>
+        <w:rPr>
+          <w:sz w:val="20"/>
+          <w:szCs w:val="20"/>
+        </w:rPr>
+        <w:t xml:space="preserve">The VAP-mix shift and the net-debt-free milestone are the thesis - a stall in either (composite mix flat, or working capital reabsorbing the deleveraging) breaks it. Guidance credibility is 'mixed' historically. Confirm the ~Rs 530 entry price live before acting.</w:t>
+      </w:r>
+    </w:p>
+    <w:p>
+      <w:pPr>
+        <w:spacing w:after="40" w:before="240"/>
+      </w:pPr>
+      <w:r>
+        <w:rPr>
+          <w:b/>
+          <w:bCs/>
+          <w:sz w:val="26"/>
+          <w:szCs w:val="26"/>
+        </w:rPr>
         <w:t xml:space="preserve">Wockhardt Ltd</w:t>
       </w:r>
       <w:r>
@@ -1062,7 +1238,7 @@
           <w:sz w:val="20"/>
           <w:szCs w:val="20"/>
         </w:rPr>
-        <w:t xml:space="preserve">  —  10% allocation  |  Conviction: Medium</w:t>
+        <w:t xml:space="preserve">  —  8% allocation  |  Conviction: Medium</w:t>
       </w:r>
     </w:p>
     <w:p>
@@ -1157,7 +1333,7 @@
         <w:spacing w:after="80"/>
       </w:pPr>
       <w:r>
-        <w:t xml:space="preserve">2026-09-07 cycle: Tier-A membership and conviction_scores re-confirmed unchanged (Venus 80, Aeroflex 72, Macpower/Thyrocare 60, Wockhardt 61.3) - no rebalance; allocation, prices and sizing carried forward from 2026-09-05. Verify live prices before acting.</w:t>
+        <w:t xml:space="preserve">2026-09-09 cycle: Tier A grew from 5 to 6 names - Time Technoplast crossed conviction_score 60 (62.8, Medium-High). Rebalanced: existing five trimmed proportionally to fund a 12% Time Technoplast position; cash buffer widened slightly to ~13%. Other scores re-confirmed (Venus 80, Aeroflex 80, Macpower 66, Wockhardt 61.3, Thyrocare 60). Verify live prices before acting.</w:t>
       </w:r>
     </w:p>
     <w:p>
@@ -1170,7 +1346,7 @@
         <w:spacing w:after="80"/>
       </w:pPr>
       <w:r>
-        <w:t xml:space="preserve">This is the first Tier-A batch to reach the 5-name portfolio threshold (moved from 4 to 5 this run when Wockhardt's conviction_score crossed 60) - treat sizing as provisional until at least one more ranking cycle confirms the tier is stable, not a momentary crossing.</w:t>
+        <w:t xml:space="preserve">Time Technoplast is a one-cycle tier entrant - treat its sizing as provisional until a second ranking cycle confirms it holds above 60, not a momentary crossing.</w:t>
       </w:r>
     </w:p>
     <w:p>
@@ -1196,7 +1372,7 @@
         <w:spacing w:after="80"/>
       </w:pPr>
       <w:r>
-        <w:t xml:space="preserve">Three of five names (Macpower, Aeroflex, Wockhardt) are trading at stretched multiples (~52x, ~107x, ~85x respectively) relative to their own history - a broad market drawdown would likely hit this book's re-rated names hardest first.</w:t>
+        <w:t xml:space="preserve">Three of six names (Macpower, Aeroflex, Wockhardt) are trading at stretched multiples (~52x, ~107x, ~85x respectively) relative to their own history - a broad market drawdown would likely hit this book's re-rated names hardest first. Time Technoplast (~19x) and Venus (~19x) are the valuation ballast.</w:t>
       </w:r>
     </w:p>
     <w:p>
@@ -1209,7 +1385,7 @@
         <w:spacing w:after="80"/>
       </w:pPr>
       <w:r>
-        <w:t xml:space="preserve">Thyrocare has not yet had the deep-dive guidance/expectation-gap pass (commitments, earnings_chain, market_expectation blocks) that the other four have - re-check its sizing once deepdive-top100 covers it.</w:t>
+        <w:t xml:space="preserve">Thyrocare has not yet had the deep-dive guidance/expectation-gap pass (commitments, earnings_chain, market_expectation blocks) that the other names have - re-check its sizing once deepdive-top100 covers it.</w:t>
       </w:r>
     </w:p>
     <w:p>
@@ -1222,7 +1398,7 @@
         <w:spacing w:after="80"/>
       </w:pPr>
       <w:r>
-        <w:t xml:space="preserve">Cash buffer (10%) is intentionally held given how much of this batch has already re-rated; redeploy only into a fresh Tier-A entry or an existing position pulling back to a materially cheaper multiple, not into adding to current winners at current prices.</w:t>
+        <w:t xml:space="preserve">Cash buffer (~13%) is intentionally held given how much of this batch has already re-rated; redeploy only into a fresh Tier-A entry or an existing position pulling back to a materially cheaper multiple, not into adding to current winners at current prices.</w:t>
       </w:r>
     </w:p>
     <w:p>

--- a/projects/valuepickr-open-screen/docs/00b_PORTFOLIO.docx
+++ b/projects/valuepickr-open-screen/docs/00b_PORTFOLIO.docx
@@ -32,7 +32,7 @@
           <w:sz w:val="20"/>
           <w:szCs w:val="20"/>
         </w:rPr>
-        <w:t xml:space="preserve">Compiled 2026-09-09 — built from the ongoing ValuePickr-wide open screen (separate from the original 108-stock project's docs/00b_PORTFOLIO_Rs1L_Allocation.docx)</w:t>
+        <w:t xml:space="preserve">Compiled 2026-09-11 — built from the ongoing ValuePickr-wide open screen (separate from the original 108-stock project's docs/00b_PORTFOLIO_Rs1L_Allocation.docx)</w:t>
       </w:r>
     </w:p>
     <w:p>
@@ -71,7 +71,7 @@
         <w:spacing w:after="120"/>
       </w:pPr>
       <w:r>
-        <w:t xml:space="preserve">Illustrative Rs 1,00,000 allocation drawn purely from this project's Tier-A bucket (conviction_score &gt;= 60, thesis_fit = 10x-in-2-3-years, no red flag). Tier A grew to six names on the 2026-09-09 rerank when Time Technoplast's conviction_score crossed 60 (Medium -&gt; Medium-High) on confirmed deleveraging plus ~5 straight quarters of ~20-25% PAT growth. No market-cap ceiling; sizing follows conviction_score and thesis-return-magnitude rather than index weight, with a deliberate haircut on names whose valuation already prices in most of the near-term catalyst (Aeroflex's ~107x P/E, Wockhardt's expectation-gap 'over-optimistic/no-edge' flag). The book spans specialty pharma (Venus, Wockhardt - distinct sub-theses), machine tools (Macpower), diagnostics (Thyrocare), AI-datacentre thermal (Aeroflex) and industrial packaging/deleveraging (Time Technoplast) - six effectively independent business drivers. A ~13% cash buffer is held back given how much of this batch has already re-rated.</w:t>
+        <w:t xml:space="preserve">Illustrative Rs 1,00,000 allocation drawn purely from this project's Tier-A bucket (conviction_score &gt;= 60, thesis_fit = 10x-in-2-3-years, no red flag). Tier A more than doubled this cycle (6 -&gt; 12 names) as a broad, mechanical quality-data refresh (more deepdive coverage feeding quality_lift) lifted scores across most of the prior Tier-B batch simultaneously -- HBL Engineering, Vivid Electromech, Raymond Realty, Entero Healthcare, P.E. Analytics, Matrimony.com and Dynamic Cables all crossed 60 this run. Wockhardt Ltd's score fell from 61.3 to 55.9 on trusted-signal recency decay and exits the Tier-A bucket (and this portfolio) this cycle -- the underlying Zaynich/margin-turnaround thesis is unchanged, it simply no longer clears the mechanical bar. Two Tier-A names (Vivid Electromech, P.E. Analytics) have no resolvable Yahoo Finance symbol (illiquid SME/micro-cap listings) and are excluded from this tradable allocation pending a manual price check, not because of any thesis concern. Of the remaining ten, sizing follows conviction_score and thesis-return-magnitude, tilted by the expectation-gap read: Aeroflex and HBL are held at the smallest positions despite high/mid conviction because their expectation-gap scores flag the catalyst as already priced in (Aeroflex 0, 'over-optimistic') or lacking a near-term catalyst (HBL, 'no-catalyst', gap 24). The book now spans ten largely independent sectors -- specialty pharma, machine tools, diagnostics, AI-datacentre thermal, industrial packaging, rail signalling/Kavach, real-estate redevelopment, healthcare distribution, internet/matchmaking platform and power cables -- a meaningfully more diversified book than the prior six-name version. Prices were live-pulled from Yahoo Finance at compile time (2026-09-11); reverify before acting. A ~12% cash buffer is held back.</w:t>
       </w:r>
     </w:p>
     <w:p>
@@ -239,7 +239,7 @@
                 <w:sz w:val="18"/>
                 <w:szCs w:val="18"/>
               </w:rPr>
-              <w:t xml:space="preserve">23%</w:t>
+              <w:t xml:space="preserve">15%</w:t>
             </w:r>
           </w:p>
         </w:tc>
@@ -253,35 +253,35 @@
                 <w:sz w:val="18"/>
                 <w:szCs w:val="18"/>
               </w:rPr>
-              <w:t xml:space="preserve">23075</w:t>
-            </w:r>
-          </w:p>
-        </w:tc>
-        <w:tc>
-          <w:tcPr>
-            <w:tcW w:type="dxa" w:w="1200"/>
-          </w:tcPr>
-          <w:p>
-            <w:r>
-              <w:rPr>
-                <w:sz w:val="18"/>
-                <w:szCs w:val="18"/>
-              </w:rPr>
-              <w:t xml:space="preserve">1775</w:t>
-            </w:r>
-          </w:p>
-        </w:tc>
-        <w:tc>
-          <w:tcPr>
-            <w:tcW w:type="dxa" w:w="1200"/>
-          </w:tcPr>
-          <w:p>
-            <w:r>
-              <w:rPr>
-                <w:sz w:val="18"/>
-                <w:szCs w:val="18"/>
-              </w:rPr>
-              <w:t xml:space="preserve">13</w:t>
+              <w:t xml:space="preserve">14546.7</w:t>
+            </w:r>
+          </w:p>
+        </w:tc>
+        <w:tc>
+          <w:tcPr>
+            <w:tcW w:type="dxa" w:w="1200"/>
+          </w:tcPr>
+          <w:p>
+            <w:r>
+              <w:rPr>
+                <w:sz w:val="18"/>
+                <w:szCs w:val="18"/>
+              </w:rPr>
+              <w:t xml:space="preserve">1616.3</w:t>
+            </w:r>
+          </w:p>
+        </w:tc>
+        <w:tc>
+          <w:tcPr>
+            <w:tcW w:type="dxa" w:w="1200"/>
+          </w:tcPr>
+          <w:p>
+            <w:r>
+              <w:rPr>
+                <w:sz w:val="18"/>
+                <w:szCs w:val="18"/>
+              </w:rPr>
+              <w:t xml:space="preserve">9</w:t>
             </w:r>
           </w:p>
         </w:tc>
@@ -311,7 +311,7 @@
                 <w:sz w:val="18"/>
                 <w:szCs w:val="18"/>
               </w:rPr>
-              <w:t xml:space="preserve">Macpower CNC Machines</w:t>
+              <w:t xml:space="preserve">Thyrocare Technologies</w:t>
             </w:r>
           </w:p>
         </w:tc>
@@ -325,7 +325,7 @@
                 <w:sz w:val="18"/>
                 <w:szCs w:val="18"/>
               </w:rPr>
-              <w:t xml:space="preserve">17%</w:t>
+              <w:t xml:space="preserve">11%</w:t>
             </w:r>
           </w:p>
         </w:tc>
@@ -339,35 +339,35 @@
                 <w:sz w:val="18"/>
                 <w:szCs w:val="18"/>
               </w:rPr>
-              <w:t xml:space="preserve">16056</w:t>
-            </w:r>
-          </w:p>
-        </w:tc>
-        <w:tc>
-          <w:tcPr>
-            <w:tcW w:type="dxa" w:w="1200"/>
-          </w:tcPr>
-          <w:p>
-            <w:r>
-              <w:rPr>
-                <w:sz w:val="18"/>
-                <w:szCs w:val="18"/>
-              </w:rPr>
-              <w:t xml:space="preserve">2007</w:t>
-            </w:r>
-          </w:p>
-        </w:tc>
-        <w:tc>
-          <w:tcPr>
-            <w:tcW w:type="dxa" w:w="1200"/>
-          </w:tcPr>
-          <w:p>
-            <w:r>
-              <w:rPr>
-                <w:sz w:val="18"/>
-                <w:szCs w:val="18"/>
-              </w:rPr>
-              <w:t xml:space="preserve">8</w:t>
+              <w:t xml:space="preserve">10994</w:t>
+            </w:r>
+          </w:p>
+        </w:tc>
+        <w:tc>
+          <w:tcPr>
+            <w:tcW w:type="dxa" w:w="1200"/>
+          </w:tcPr>
+          <w:p>
+            <w:r>
+              <w:rPr>
+                <w:sz w:val="18"/>
+                <w:szCs w:val="18"/>
+              </w:rPr>
+              <w:t xml:space="preserve">549.7</w:t>
+            </w:r>
+          </w:p>
+        </w:tc>
+        <w:tc>
+          <w:tcPr>
+            <w:tcW w:type="dxa" w:w="1200"/>
+          </w:tcPr>
+          <w:p>
+            <w:r>
+              <w:rPr>
+                <w:sz w:val="18"/>
+                <w:szCs w:val="18"/>
+              </w:rPr>
+              <w:t xml:space="preserve">20</w:t>
             </w:r>
           </w:p>
         </w:tc>
@@ -397,7 +397,7 @@
                 <w:sz w:val="18"/>
                 <w:szCs w:val="18"/>
               </w:rPr>
-              <w:t xml:space="preserve">Thyrocare Technologies</w:t>
+              <w:t xml:space="preserve">Time Technoplast</w:t>
             </w:r>
           </w:p>
         </w:tc>
@@ -411,7 +411,7 @@
                 <w:sz w:val="18"/>
                 <w:szCs w:val="18"/>
               </w:rPr>
-              <w:t xml:space="preserve">16%</w:t>
+              <w:t xml:space="preserve">10%</w:t>
             </w:r>
           </w:p>
         </w:tc>
@@ -425,49 +425,49 @@
                 <w:sz w:val="18"/>
                 <w:szCs w:val="18"/>
               </w:rPr>
-              <w:t xml:space="preserve">16000</w:t>
-            </w:r>
-          </w:p>
-        </w:tc>
-        <w:tc>
-          <w:tcPr>
-            <w:tcW w:type="dxa" w:w="1200"/>
-          </w:tcPr>
-          <w:p>
-            <w:r>
-              <w:rPr>
-                <w:sz w:val="18"/>
-                <w:szCs w:val="18"/>
-              </w:rPr>
-              <w:t xml:space="preserve">640</w:t>
-            </w:r>
-          </w:p>
-        </w:tc>
-        <w:tc>
-          <w:tcPr>
-            <w:tcW w:type="dxa" w:w="1200"/>
-          </w:tcPr>
-          <w:p>
-            <w:r>
-              <w:rPr>
-                <w:sz w:val="18"/>
-                <w:szCs w:val="18"/>
-              </w:rPr>
-              <w:t xml:space="preserve">25</w:t>
-            </w:r>
-          </w:p>
-        </w:tc>
-        <w:tc>
-          <w:tcPr>
-            <w:tcW w:type="dxa" w:w="1200"/>
-          </w:tcPr>
-          <w:p>
-            <w:r>
-              <w:rPr>
-                <w:sz w:val="18"/>
-                <w:szCs w:val="18"/>
-              </w:rPr>
-              <w:t xml:space="preserve">High</w:t>
+              <w:t xml:space="preserve">9944</w:t>
+            </w:r>
+          </w:p>
+        </w:tc>
+        <w:tc>
+          <w:tcPr>
+            <w:tcW w:type="dxa" w:w="1200"/>
+          </w:tcPr>
+          <w:p>
+            <w:r>
+              <w:rPr>
+                <w:sz w:val="18"/>
+                <w:szCs w:val="18"/>
+              </w:rPr>
+              <w:t xml:space="preserve">180.8</w:t>
+            </w:r>
+          </w:p>
+        </w:tc>
+        <w:tc>
+          <w:tcPr>
+            <w:tcW w:type="dxa" w:w="1200"/>
+          </w:tcPr>
+          <w:p>
+            <w:r>
+              <w:rPr>
+                <w:sz w:val="18"/>
+                <w:szCs w:val="18"/>
+              </w:rPr>
+              <w:t xml:space="preserve">55</w:t>
+            </w:r>
+          </w:p>
+        </w:tc>
+        <w:tc>
+          <w:tcPr>
+            <w:tcW w:type="dxa" w:w="1200"/>
+          </w:tcPr>
+          <w:p>
+            <w:r>
+              <w:rPr>
+                <w:sz w:val="18"/>
+                <w:szCs w:val="18"/>
+              </w:rPr>
+              <w:t xml:space="preserve">Medium-High</w:t>
             </w:r>
           </w:p>
         </w:tc>
@@ -483,7 +483,7 @@
                 <w:sz w:val="18"/>
                 <w:szCs w:val="18"/>
               </w:rPr>
-              <w:t xml:space="preserve">Aeroflex Industries Ltd</w:t>
+              <w:t xml:space="preserve">Macpower CNC Machines</w:t>
             </w:r>
           </w:p>
         </w:tc>
@@ -497,7 +497,7 @@
                 <w:sz w:val="18"/>
                 <w:szCs w:val="18"/>
               </w:rPr>
-              <w:t xml:space="preserve">12%</w:t>
+              <w:t xml:space="preserve">9%</w:t>
             </w:r>
           </w:p>
         </w:tc>
@@ -511,35 +511,35 @@
                 <w:sz w:val="18"/>
                 <w:szCs w:val="18"/>
               </w:rPr>
-              <w:t xml:space="preserve">11924</w:t>
-            </w:r>
-          </w:p>
-        </w:tc>
-        <w:tc>
-          <w:tcPr>
-            <w:tcW w:type="dxa" w:w="1200"/>
-          </w:tcPr>
-          <w:p>
-            <w:r>
-              <w:rPr>
-                <w:sz w:val="18"/>
-                <w:szCs w:val="18"/>
-              </w:rPr>
-              <w:t xml:space="preserve">542</w:t>
-            </w:r>
-          </w:p>
-        </w:tc>
-        <w:tc>
-          <w:tcPr>
-            <w:tcW w:type="dxa" w:w="1200"/>
-          </w:tcPr>
-          <w:p>
-            <w:r>
-              <w:rPr>
-                <w:sz w:val="18"/>
-                <w:szCs w:val="18"/>
-              </w:rPr>
-              <w:t xml:space="preserve">22</w:t>
+              <w:t xml:space="preserve">9215</w:t>
+            </w:r>
+          </w:p>
+        </w:tc>
+        <w:tc>
+          <w:tcPr>
+            <w:tcW w:type="dxa" w:w="1200"/>
+          </w:tcPr>
+          <w:p>
+            <w:r>
+              <w:rPr>
+                <w:sz w:val="18"/>
+                <w:szCs w:val="18"/>
+              </w:rPr>
+              <w:t xml:space="preserve">1843</w:t>
+            </w:r>
+          </w:p>
+        </w:tc>
+        <w:tc>
+          <w:tcPr>
+            <w:tcW w:type="dxa" w:w="1200"/>
+          </w:tcPr>
+          <w:p>
+            <w:r>
+              <w:rPr>
+                <w:sz w:val="18"/>
+                <w:szCs w:val="18"/>
+              </w:rPr>
+              <w:t xml:space="preserve">5</w:t>
             </w:r>
           </w:p>
         </w:tc>
@@ -569,7 +569,7 @@
                 <w:sz w:val="18"/>
                 <w:szCs w:val="18"/>
               </w:rPr>
-              <w:t xml:space="preserve">Time Technoplast</w:t>
+              <w:t xml:space="preserve">Dynamic Cables</w:t>
             </w:r>
           </w:p>
         </w:tc>
@@ -583,7 +583,7 @@
                 <w:sz w:val="18"/>
                 <w:szCs w:val="18"/>
               </w:rPr>
-              <w:t xml:space="preserve">12%</w:t>
+              <w:t xml:space="preserve">9%</w:t>
             </w:r>
           </w:p>
         </w:tc>
@@ -597,35 +597,35 @@
                 <w:sz w:val="18"/>
                 <w:szCs w:val="18"/>
               </w:rPr>
-              <w:t xml:space="preserve">11660</w:t>
-            </w:r>
-          </w:p>
-        </w:tc>
-        <w:tc>
-          <w:tcPr>
-            <w:tcW w:type="dxa" w:w="1200"/>
-          </w:tcPr>
-          <w:p>
-            <w:r>
-              <w:rPr>
-                <w:sz w:val="18"/>
-                <w:szCs w:val="18"/>
-              </w:rPr>
-              <w:t xml:space="preserve">530</w:t>
-            </w:r>
-          </w:p>
-        </w:tc>
-        <w:tc>
-          <w:tcPr>
-            <w:tcW w:type="dxa" w:w="1200"/>
-          </w:tcPr>
-          <w:p>
-            <w:r>
-              <w:rPr>
-                <w:sz w:val="18"/>
-                <w:szCs w:val="18"/>
-              </w:rPr>
-              <w:t xml:space="preserve">22</w:t>
+              <w:t xml:space="preserve">9109</w:t>
+            </w:r>
+          </w:p>
+        </w:tc>
+        <w:tc>
+          <w:tcPr>
+            <w:tcW w:type="dxa" w:w="1200"/>
+          </w:tcPr>
+          <w:p>
+            <w:r>
+              <w:rPr>
+                <w:sz w:val="18"/>
+                <w:szCs w:val="18"/>
+              </w:rPr>
+              <w:t xml:space="preserve">455.45</w:t>
+            </w:r>
+          </w:p>
+        </w:tc>
+        <w:tc>
+          <w:tcPr>
+            <w:tcW w:type="dxa" w:w="1200"/>
+          </w:tcPr>
+          <w:p>
+            <w:r>
+              <w:rPr>
+                <w:sz w:val="18"/>
+                <w:szCs w:val="18"/>
+              </w:rPr>
+              <w:t xml:space="preserve">20</w:t>
             </w:r>
           </w:p>
         </w:tc>
@@ -655,7 +655,7 @@
                 <w:sz w:val="18"/>
                 <w:szCs w:val="18"/>
               </w:rPr>
-              <w:t xml:space="preserve">Wockhardt Ltd</w:t>
+              <w:t xml:space="preserve">Matrimony.com Ltd</w:t>
             </w:r>
           </w:p>
         </w:tc>
@@ -669,7 +669,7 @@
                 <w:sz w:val="18"/>
                 <w:szCs w:val="18"/>
               </w:rPr>
-              <w:t xml:space="preserve">8%</w:t>
+              <w:t xml:space="preserve">9%</w:t>
             </w:r>
           </w:p>
         </w:tc>
@@ -683,21 +683,107 @@
                 <w:sz w:val="18"/>
                 <w:szCs w:val="18"/>
               </w:rPr>
-              <w:t xml:space="preserve">8348</w:t>
-            </w:r>
-          </w:p>
-        </w:tc>
-        <w:tc>
-          <w:tcPr>
-            <w:tcW w:type="dxa" w:w="1200"/>
-          </w:tcPr>
-          <w:p>
-            <w:r>
-              <w:rPr>
-                <w:sz w:val="18"/>
-                <w:szCs w:val="18"/>
-              </w:rPr>
-              <w:t xml:space="preserve">2087</w:t>
+              <w:t xml:space="preserve">8751.6</w:t>
+            </w:r>
+          </w:p>
+        </w:tc>
+        <w:tc>
+          <w:tcPr>
+            <w:tcW w:type="dxa" w:w="1200"/>
+          </w:tcPr>
+          <w:p>
+            <w:r>
+              <w:rPr>
+                <w:sz w:val="18"/>
+                <w:szCs w:val="18"/>
+              </w:rPr>
+              <w:t xml:space="preserve">514.8</w:t>
+            </w:r>
+          </w:p>
+        </w:tc>
+        <w:tc>
+          <w:tcPr>
+            <w:tcW w:type="dxa" w:w="1200"/>
+          </w:tcPr>
+          <w:p>
+            <w:r>
+              <w:rPr>
+                <w:sz w:val="18"/>
+                <w:szCs w:val="18"/>
+              </w:rPr>
+              <w:t xml:space="preserve">17</w:t>
+            </w:r>
+          </w:p>
+        </w:tc>
+        <w:tc>
+          <w:tcPr>
+            <w:tcW w:type="dxa" w:w="1200"/>
+          </w:tcPr>
+          <w:p>
+            <w:r>
+              <w:rPr>
+                <w:sz w:val="18"/>
+                <w:szCs w:val="18"/>
+              </w:rPr>
+              <w:t xml:space="preserve">Medium-High</w:t>
+            </w:r>
+          </w:p>
+        </w:tc>
+      </w:tr>
+      <w:tr>
+        <w:tc>
+          <w:tcPr>
+            <w:tcW w:type="dxa" w:w="2600"/>
+          </w:tcPr>
+          <w:p>
+            <w:r>
+              <w:rPr>
+                <w:sz w:val="18"/>
+                <w:szCs w:val="18"/>
+              </w:rPr>
+              <w:t xml:space="preserve">Entero Healthcare Solutions Ltd</w:t>
+            </w:r>
+          </w:p>
+        </w:tc>
+        <w:tc>
+          <w:tcPr>
+            <w:tcW w:type="dxa" w:w="1400"/>
+          </w:tcPr>
+          <w:p>
+            <w:r>
+              <w:rPr>
+                <w:sz w:val="18"/>
+                <w:szCs w:val="18"/>
+              </w:rPr>
+              <w:t xml:space="preserve">7%</w:t>
+            </w:r>
+          </w:p>
+        </w:tc>
+        <w:tc>
+          <w:tcPr>
+            <w:tcW w:type="dxa" w:w="1400"/>
+          </w:tcPr>
+          <w:p>
+            <w:r>
+              <w:rPr>
+                <w:sz w:val="18"/>
+                <w:szCs w:val="18"/>
+              </w:rPr>
+              <w:t xml:space="preserve">7261.6</w:t>
+            </w:r>
+          </w:p>
+        </w:tc>
+        <w:tc>
+          <w:tcPr>
+            <w:tcW w:type="dxa" w:w="1200"/>
+          </w:tcPr>
+          <w:p>
+            <w:r>
+              <w:rPr>
+                <w:sz w:val="18"/>
+                <w:szCs w:val="18"/>
+              </w:rPr>
+              <w:t xml:space="preserve">1815.4</w:t>
             </w:r>
           </w:p>
         </w:tc>
@@ -725,7 +811,265 @@
                 <w:sz w:val="18"/>
                 <w:szCs w:val="18"/>
               </w:rPr>
-              <w:t xml:space="preserve">Medium</w:t>
+              <w:t xml:space="preserve">Medium-High</w:t>
+            </w:r>
+          </w:p>
+        </w:tc>
+      </w:tr>
+      <w:tr>
+        <w:tc>
+          <w:tcPr>
+            <w:tcW w:type="dxa" w:w="2600"/>
+          </w:tcPr>
+          <w:p>
+            <w:r>
+              <w:rPr>
+                <w:sz w:val="18"/>
+                <w:szCs w:val="18"/>
+              </w:rPr>
+              <w:t xml:space="preserve">Raymond Realty Ltd</w:t>
+            </w:r>
+          </w:p>
+        </w:tc>
+        <w:tc>
+          <w:tcPr>
+            <w:tcW w:type="dxa" w:w="1400"/>
+          </w:tcPr>
+          <w:p>
+            <w:r>
+              <w:rPr>
+                <w:sz w:val="18"/>
+                <w:szCs w:val="18"/>
+              </w:rPr>
+              <w:t xml:space="preserve">7%</w:t>
+            </w:r>
+          </w:p>
+        </w:tc>
+        <w:tc>
+          <w:tcPr>
+            <w:tcW w:type="dxa" w:w="1400"/>
+          </w:tcPr>
+          <w:p>
+            <w:r>
+              <w:rPr>
+                <w:sz w:val="18"/>
+                <w:szCs w:val="18"/>
+              </w:rPr>
+              <w:t xml:space="preserve">7002.6</w:t>
+            </w:r>
+          </w:p>
+        </w:tc>
+        <w:tc>
+          <w:tcPr>
+            <w:tcW w:type="dxa" w:w="1200"/>
+          </w:tcPr>
+          <w:p>
+            <w:r>
+              <w:rPr>
+                <w:sz w:val="18"/>
+                <w:szCs w:val="18"/>
+              </w:rPr>
+              <w:t xml:space="preserve">583.55</w:t>
+            </w:r>
+          </w:p>
+        </w:tc>
+        <w:tc>
+          <w:tcPr>
+            <w:tcW w:type="dxa" w:w="1200"/>
+          </w:tcPr>
+          <w:p>
+            <w:r>
+              <w:rPr>
+                <w:sz w:val="18"/>
+                <w:szCs w:val="18"/>
+              </w:rPr>
+              <w:t xml:space="preserve">12</w:t>
+            </w:r>
+          </w:p>
+        </w:tc>
+        <w:tc>
+          <w:tcPr>
+            <w:tcW w:type="dxa" w:w="1200"/>
+          </w:tcPr>
+          <w:p>
+            <w:r>
+              <w:rPr>
+                <w:sz w:val="18"/>
+                <w:szCs w:val="18"/>
+              </w:rPr>
+              <w:t xml:space="preserve">Medium-High</w:t>
+            </w:r>
+          </w:p>
+        </w:tc>
+      </w:tr>
+      <w:tr>
+        <w:tc>
+          <w:tcPr>
+            <w:tcW w:type="dxa" w:w="2600"/>
+          </w:tcPr>
+          <w:p>
+            <w:r>
+              <w:rPr>
+                <w:sz w:val="18"/>
+                <w:szCs w:val="18"/>
+              </w:rPr>
+              <w:t xml:space="preserve">HBL Engineering</w:t>
+            </w:r>
+          </w:p>
+        </w:tc>
+        <w:tc>
+          <w:tcPr>
+            <w:tcW w:type="dxa" w:w="1400"/>
+          </w:tcPr>
+          <w:p>
+            <w:r>
+              <w:rPr>
+                <w:sz w:val="18"/>
+                <w:szCs w:val="18"/>
+              </w:rPr>
+              <w:t xml:space="preserve">6%</w:t>
+            </w:r>
+          </w:p>
+        </w:tc>
+        <w:tc>
+          <w:tcPr>
+            <w:tcW w:type="dxa" w:w="1400"/>
+          </w:tcPr>
+          <w:p>
+            <w:r>
+              <w:rPr>
+                <w:sz w:val="18"/>
+                <w:szCs w:val="18"/>
+              </w:rPr>
+              <w:t xml:space="preserve">5777.6</w:t>
+            </w:r>
+          </w:p>
+        </w:tc>
+        <w:tc>
+          <w:tcPr>
+            <w:tcW w:type="dxa" w:w="1200"/>
+          </w:tcPr>
+          <w:p>
+            <w:r>
+              <w:rPr>
+                <w:sz w:val="18"/>
+                <w:szCs w:val="18"/>
+              </w:rPr>
+              <w:t xml:space="preserve">722.2</w:t>
+            </w:r>
+          </w:p>
+        </w:tc>
+        <w:tc>
+          <w:tcPr>
+            <w:tcW w:type="dxa" w:w="1200"/>
+          </w:tcPr>
+          <w:p>
+            <w:r>
+              <w:rPr>
+                <w:sz w:val="18"/>
+                <w:szCs w:val="18"/>
+              </w:rPr>
+              <w:t xml:space="preserve">8</w:t>
+            </w:r>
+          </w:p>
+        </w:tc>
+        <w:tc>
+          <w:tcPr>
+            <w:tcW w:type="dxa" w:w="1200"/>
+          </w:tcPr>
+          <w:p>
+            <w:r>
+              <w:rPr>
+                <w:sz w:val="18"/>
+                <w:szCs w:val="18"/>
+              </w:rPr>
+              <w:t xml:space="preserve">Medium-High</w:t>
+            </w:r>
+          </w:p>
+        </w:tc>
+      </w:tr>
+      <w:tr>
+        <w:tc>
+          <w:tcPr>
+            <w:tcW w:type="dxa" w:w="2600"/>
+          </w:tcPr>
+          <w:p>
+            <w:r>
+              <w:rPr>
+                <w:sz w:val="18"/>
+                <w:szCs w:val="18"/>
+              </w:rPr>
+              <w:t xml:space="preserve">Aeroflex Industries Ltd</w:t>
+            </w:r>
+          </w:p>
+        </w:tc>
+        <w:tc>
+          <w:tcPr>
+            <w:tcW w:type="dxa" w:w="1400"/>
+          </w:tcPr>
+          <w:p>
+            <w:r>
+              <w:rPr>
+                <w:sz w:val="18"/>
+                <w:szCs w:val="18"/>
+              </w:rPr>
+              <w:t xml:space="preserve">6%</w:t>
+            </w:r>
+          </w:p>
+        </w:tc>
+        <w:tc>
+          <w:tcPr>
+            <w:tcW w:type="dxa" w:w="1400"/>
+          </w:tcPr>
+          <w:p>
+            <w:r>
+              <w:rPr>
+                <w:sz w:val="18"/>
+                <w:szCs w:val="18"/>
+              </w:rPr>
+              <w:t xml:space="preserve">5639.5</w:t>
+            </w:r>
+          </w:p>
+        </w:tc>
+        <w:tc>
+          <w:tcPr>
+            <w:tcW w:type="dxa" w:w="1200"/>
+          </w:tcPr>
+          <w:p>
+            <w:r>
+              <w:rPr>
+                <w:sz w:val="18"/>
+                <w:szCs w:val="18"/>
+              </w:rPr>
+              <w:t xml:space="preserve">563.95</w:t>
+            </w:r>
+          </w:p>
+        </w:tc>
+        <w:tc>
+          <w:tcPr>
+            <w:tcW w:type="dxa" w:w="1200"/>
+          </w:tcPr>
+          <w:p>
+            <w:r>
+              <w:rPr>
+                <w:sz w:val="18"/>
+                <w:szCs w:val="18"/>
+              </w:rPr>
+              <w:t xml:space="preserve">10</w:t>
+            </w:r>
+          </w:p>
+        </w:tc>
+        <w:tc>
+          <w:tcPr>
+            <w:tcW w:type="dxa" w:w="1200"/>
+          </w:tcPr>
+          <w:p>
+            <w:r>
+              <w:rPr>
+                <w:sz w:val="18"/>
+                <w:szCs w:val="18"/>
+              </w:rPr>
+              <w:t xml:space="preserve">High</w:t>
             </w:r>
           </w:p>
         </w:tc>
@@ -748,7 +1092,7 @@
           <w:sz w:val="20"/>
           <w:szCs w:val="20"/>
         </w:rPr>
-        <w:t xml:space="preserve">~87% deployed, ~13% (Rs 12,937) held as cash buffer. Sizing rule: conviction_score sets the base weight, then a valuation/expectation-gap haircut trims names where the catalyst looks largely priced in (Aeroflex's ~107x trailing P/E despite score 80; Wockhardt's expectation-gap score 0 with an explicit 'over-optimistic/no-edge' flag caps it at the smallest position despite clearing the Tier-A bar on conviction_score alone). Time Technoplast (new this cycle) enters at a mid-weight: score 62.8 is near the bottom of the tier, but its expectation-gap read is favourable ('underestimated', gap score ~52) and it is the cheapest name in the book at ~19x trailing for ~20% PAT growth plus deleveraging. Its price (~Rs 530) and Thyrocare's (~Rs 640) are estimates, not independently re-pulled this pass - verify live prices before acting, as the doc disclaimer notes.</w:t>
+        <w:t xml:space="preserve">~88% deployed (Rs 88,241.60), ~12% (Rs 11,758.40) held as cash buffer. Sizing rule: conviction_score sets the base weight, then an expectation-gap tilt adjusts it -- Venus (score 91, gap 70 favourable) and Thyrocare (score 75, gap 55 favourable) get the top two slots; Aeroflex (score 85, the batch's second-highest) and HBL Engineering (score 66) are held at the smallest positions in the book because their expectation-gap scores flag the near-term catalyst as already priced in (Aeroflex: 0, 'over-optimistic') or absent (HBL: 24, 'no-catalyst') despite otherwise clearing Tier A comfortably. Vivid Electromech (score 62) and P.E. Analytics (score 61) are Tier-A by score but excluded from this tradable allocation -- no resolvable Yahoo symbol (SME/micro-cap, likely illiquid) -- reprice manually before considering either. All ten listed prices were live-pulled from Yahoo Finance (VENUSREM.NS, THYROCARE.NS, TIMETECHNO.NS, MACPOWER.NS, DYCL.NS, MATRIMONY.NS, ENTERO.NS, RAYMONDREL.NS, HBLENGINE.NS, AEROFLEX.NS) at compile time 2026-09-11 -- reverify before acting, markets move.</w:t>
       </w:r>
     </w:p>
     <w:p>
@@ -788,7 +1132,7 @@
           <w:sz w:val="20"/>
           <w:szCs w:val="20"/>
         </w:rPr>
-        <w:t xml:space="preserve">  —  23% allocation  |  Conviction: High</w:t>
+        <w:t xml:space="preserve">  —  15% allocation  |  Conviction: High</w:t>
       </w:r>
     </w:p>
     <w:p>
@@ -811,7 +1155,7 @@
         <w:spacing w:after="120"/>
       </w:pPr>
       <w:r>
-        <w:t xml:space="preserve">Venus generates ~Rs 811 Cr revenue at 4x the EBITDA of peer Orchid Pharma, yet trades at roughly 1/5th Orchid's market cap and 2-3x cheaper than peers Sakar, Beta Drugs and Sai Parenteral - a peer-valuation-gap re-rating thesis, not a pure growth story. FY26 confirmed the profit is real: CFO matched or exceeded EBITDA for a second straight year while receivables fell, revenue +17.9%, PAT +127%. Balance sheet is genuinely debt-free (~Rs12cr borrowings, &gt;Rs250cr cash, zero pledge), first dividend in 13 years. A trusted investor (phreakv6, core-tier) disclosed a position on this exact thesis and reaffirmed it as recently as 2026-09-01.</w:t>
+        <w:t xml:space="preserve">Venus generates ~Rs 811 Cr revenue at 4x the EBITDA of peer Orchid Pharma, yet trades at roughly 1/5th Orchid's market cap and 2-3x cheaper than peers Sakar, Beta Drugs and Sai Parenteral -- a peer-valuation-gap re-rating thesis, not a pure growth story. FY26 confirmed the profit is real: CFO matched or exceeded EBITDA for a second straight year while receivables fell, revenue +17.9%, PAT +127%. Balance sheet is genuinely debt-free (~Rs 12 Cr borrowings, &gt;Rs 250 Cr cash, zero pledge), first dividend in 13 years. A trusted investor (phreakv6, core-tier) disclosed a position on this exact thesis.</w:t>
       </w:r>
     </w:p>
     <w:p>
@@ -832,7 +1176,7 @@
           <w:sz w:val="20"/>
           <w:szCs w:val="20"/>
         </w:rPr>
-        <w:t xml:space="preserve">Highest conviction_score in the batch (80.0) combined with the cheapest valuation of the six (~19x P/E, ~9x EV/EBITDA) and cash-backed (not accrual-led) earnings - the largest position.</w:t>
+        <w:t xml:space="preserve">Highest conviction_score in the whole batch (91.37) combined with the most favourable expectation-gap read (70, no 'priced-in' flag) -- the largest position by a clear margin.</w:t>
       </w:r>
     </w:p>
     <w:p>
@@ -854,7 +1198,7 @@
           <w:sz w:val="20"/>
           <w:szCs w:val="20"/>
         </w:rPr>
-        <w:t xml:space="preserve">~Rs23cr of FY26 operating profit was one-offs (Cipla milestone + PLI incentive) - normalised OPM is ~17%, not the 20.8% headline. Management previously set and missed a Rs1,000cr FY25 revenue target, so any new guidance carries a credibility discount. Still no concalls or investor presentations despite the size reached.</w:t>
+        <w:t xml:space="preserve">~Rs 23 Cr of FY26 operating profit was one-offs (Cipla milestone + PLI incentive) -- normalised OPM is ~17%, not the 20.8% headline. Management previously set and missed a Rs 1,000 Cr FY25 revenue target, so any new guidance carries a credibility discount. Still no concalls or investor presentations despite the size reached.</w:t>
       </w:r>
     </w:p>
     <w:p>
@@ -868,7 +1212,7 @@
           <w:sz w:val="26"/>
           <w:szCs w:val="26"/>
         </w:rPr>
-        <w:t xml:space="preserve">Macpower CNC Machines</w:t>
+        <w:t xml:space="preserve">Thyrocare Technologies</w:t>
       </w:r>
       <w:r>
         <w:rPr>
@@ -878,7 +1222,7 @@
           <w:sz w:val="20"/>
           <w:szCs w:val="20"/>
         </w:rPr>
-        <w:t xml:space="preserve">  —  17% allocation  |  Conviction: High</w:t>
+        <w:t xml:space="preserve">  —  11% allocation  |  Conviction: High</w:t>
       </w:r>
     </w:p>
     <w:p>
@@ -893,7 +1237,7 @@
           <w:sz w:val="20"/>
           <w:szCs w:val="20"/>
         </w:rPr>
-        <w:t xml:space="preserve">CNC machine-tool inflection confirmed across four straight quarters, funded by a capacity-doubling greenfield plant</w:t>
+        <w:t xml:space="preserve">Debt-free, asset-light diagnostics chain with accelerating PAT growth and a compressing multiple</w:t>
       </w:r>
     </w:p>
     <w:p>
@@ -901,7 +1245,7 @@
         <w:spacing w:after="120"/>
       </w:pPr>
       <w:r>
-        <w:t xml:space="preserve">Q1 FY27 revenue +56%, EBITDA +95% - not a one-quarter blip but the fourth consecutive quarter of acceleration, driven by a capacity-doubling greenfield plant and a shift toward the premium NEXA product line. Domestic machine-tool import-substitution tailwind underpins the multi-year growth case.</w:t>
+        <w:t xml:space="preserve">FY26 PAT +81% YoY, Q1 FY27 PAT +34% YoY, on an almost debt-free, asset-light diagnostics-chain model. The trailing multiple has compressed purely because profit growth has outrun the price. A radiology-segment divestment is concretely in-process and would sharpen the core-business focus plus add a one-time cash catalyst.</w:t>
       </w:r>
     </w:p>
     <w:p>
@@ -922,7 +1266,7 @@
           <w:sz w:val="20"/>
           <w:szCs w:val="20"/>
         </w:rPr>
-        <w:t xml:space="preserve">Strong conviction_score (66.0) and a real, multi-quarter confirmed inflection - sized just behind Venus, ahead of the lower-scoring, higher-valuation names.</w:t>
+        <w:t xml:space="preserve">conviction_score 75.0 with a favourable expectation-gap read (55) -- sized second after Venus.</w:t>
       </w:r>
     </w:p>
     <w:p>
@@ -944,7 +1288,7 @@
           <w:sz w:val="20"/>
           <w:szCs w:val="20"/>
         </w:rPr>
-        <w:t xml:space="preserve">~52x trailing multiple already prices in a good chunk of the growth; cash conversion is running well behind reported PAT (working-capital build during the capacity ramp) - watch for this normalising as the greenfield plant scales, not widening further.</w:t>
+        <w:t xml:space="preserve">Promoter holding has fallen sharply via staged stake sales to repay parent debt -- track that this stabilises rather than continuing to decline. The radiology divestment closing (or stalling) is the near-term event to watch.</w:t>
       </w:r>
     </w:p>
     <w:p>
@@ -958,17 +1302,17 @@
           <w:sz w:val="26"/>
           <w:szCs w:val="26"/>
         </w:rPr>
-        <w:t xml:space="preserve">Thyrocare Technologies</w:t>
-      </w:r>
-      <w:r>
-        <w:rPr>
-          <w:b/>
-          <w:bCs/>
-          <w:color w:val="1E7A34"/>
-          <w:sz w:val="20"/>
-          <w:szCs w:val="20"/>
-        </w:rPr>
-        <w:t xml:space="preserve">  —  16% allocation  |  Conviction: High</w:t>
+        <w:t xml:space="preserve">Time Technoplast</w:t>
+      </w:r>
+      <w:r>
+        <w:rPr>
+          <w:b/>
+          <w:bCs/>
+          <w:color w:val="3D7A1E"/>
+          <w:sz w:val="20"/>
+          <w:szCs w:val="20"/>
+        </w:rPr>
+        <w:t xml:space="preserve">  —  10% allocation  |  Conviction: Medium-High</w:t>
       </w:r>
     </w:p>
     <w:p>
@@ -983,7 +1327,7 @@
           <w:sz w:val="20"/>
           <w:szCs w:val="20"/>
         </w:rPr>
-        <w:t xml:space="preserve">Debt-free, asset-light diagnostics chain with accelerating PAT growth and a compressing multiple</w:t>
+        <w:t xml:space="preserve">Industrial-packaging compounder finishing a multi-year deleveraging, cheap and with a favourable expectation-gap read</w:t>
       </w:r>
     </w:p>
     <w:p>
@@ -991,7 +1335,7 @@
         <w:spacing w:after="120"/>
       </w:pPr>
       <w:r>
-        <w:t xml:space="preserve">FY26 PAT +81% YoY, Q1 FY27 PAT +34% YoY, on an almost debt-free, asset-light diagnostics-chain model. The trailing multiple has compressed from ~50x to ~40x purely because profit growth has outrun the price. A radiology-segment divestment is concretely in-process (not yet closed) and would sharpen the core-business focus and add a one-time cash catalyst.</w:t>
+        <w:t xml:space="preserve">Multiple consecutive quarters of ~20-25% PAT growth, composite (value-added) mix rising, ROCE guided higher, net debt falling toward net-debt-free -- the falling interest drag is a structural, steel-price-independent earnings tailwind on top of volume growth. Cheapest-multiple name in the book with the second-best expectation-gap read (52, 'underestimated').</w:t>
       </w:r>
     </w:p>
     <w:p>
@@ -1012,7 +1356,7 @@
           <w:sz w:val="20"/>
           <w:szCs w:val="20"/>
         </w:rPr>
-        <w:t xml:space="preserve">conviction_score 60.0 sits right at the Tier-A threshold; sized in line with Macpower given a comparably real (if less extreme) earnings inflection and a debt-free balance sheet, but this stock has not had a deep-dive quality-score/expectation-gap pass yet - some of this sizing is provisional pending that.</w:t>
+        <w:t xml:space="preserve">conviction_score 70.37, expectation-gap 51.59 (favourable, 'underestimated') -- sized just behind the top two on the strength of the gap read despite a mid-tier conviction score.</w:t>
       </w:r>
     </w:p>
     <w:p>
@@ -1034,7 +1378,7 @@
           <w:sz w:val="20"/>
           <w:szCs w:val="20"/>
         </w:rPr>
-        <w:t xml:space="preserve">Promoter holding has fallen from 71.06% to 51.02% via staged stake sales to repay Rs1,050cr of parent debt - track that this stabilises rather than continuing to decline. The radiology divestment closing (or stalling) is the near-term event to watch.</w:t>
+        <w:t xml:space="preserve">The VAP-mix shift and the net-debt-free milestone are the thesis -- a stall in either breaks it. Guidance credibility is historically mixed.</w:t>
       </w:r>
     </w:p>
     <w:p>
@@ -1048,7 +1392,7 @@
           <w:sz w:val="26"/>
           <w:szCs w:val="26"/>
         </w:rPr>
-        <w:t xml:space="preserve">Aeroflex Industries Ltd</w:t>
+        <w:t xml:space="preserve">Macpower CNC Machines</w:t>
       </w:r>
       <w:r>
         <w:rPr>
@@ -1058,7 +1402,7 @@
           <w:sz w:val="20"/>
           <w:szCs w:val="20"/>
         </w:rPr>
-        <w:t xml:space="preserve">  —  12% allocation  |  Conviction: High</w:t>
+        <w:t xml:space="preserve">  —  9% allocation  |  Conviction: High</w:t>
       </w:r>
     </w:p>
     <w:p>
@@ -1073,7 +1417,7 @@
           <w:sz w:val="20"/>
           <w:szCs w:val="20"/>
         </w:rPr>
-        <w:t xml:space="preserve">AI data-center liquid-cooling pivot now confirmed in the numbers, but at ~107x P/E with no margin of safety</w:t>
+        <w:t xml:space="preserve">CNC machine-tool inflection confirmed across four straight quarters, funded by a capacity-doubling greenfield plant</w:t>
       </w:r>
     </w:p>
     <w:p>
@@ -1081,7 +1425,7 @@
         <w:spacing w:after="120"/>
       </w:pPr>
       <w:r>
-        <w:t xml:space="preserve">Flexible-hose maker whose pivot into liquid-cooling skids/flow-control for AI data centers (supplying Vertiv, a key hyperscaler infrastructure player) is now showing up in reported numbers: Q1 FY27 revenue +72%, skids now 23% of mix. A core-trusted investor holds this as a primary position on the same thesis.</w:t>
+        <w:t xml:space="preserve">Multiple consecutive quarters of accelerating revenue/EBITDA growth, driven by a capacity-doubling greenfield plant and a shift toward the premium NEXA product line. Domestic machine-tool import-substitution tailwind underpins the multi-year growth case.</w:t>
       </w:r>
     </w:p>
     <w:p>
@@ -1102,7 +1446,7 @@
           <w:sz w:val="20"/>
           <w:szCs w:val="20"/>
         </w:rPr>
-        <w:t xml:space="preserve">conviction_score ties Venus Remedies at 80.0 (the batch's highest), but the ~107x trailing P/E means almost the entire AI-cooling growth story is already priced in - the position is deliberately capped below its score-implied weight to reflect that valuation risk.</w:t>
+        <w:t xml:space="preserve">conviction_score 80.75, the third-highest in the batch, but expectation-gap only 30.47 (moderate, growth partially priced) -- held below Venus/Thyrocare/Time Technoplast on that basis.</w:t>
       </w:r>
     </w:p>
     <w:p>
@@ -1124,7 +1468,7 @@
           <w:sz w:val="20"/>
           <w:szCs w:val="20"/>
         </w:rPr>
-        <w:t xml:space="preserve">Any deceleration in the skids/liquid-cooling revenue mix, or evidence the Vertiv relationship is exclusive/at-risk rather than expanding, would remove the only justification for a 107x multiple. This is the single most valuation-fragile name in the book.</w:t>
+        <w:t xml:space="preserve">Rich trailing multiple already prices in a good chunk of the growth; cash conversion has run behind reported PAT during the capacity ramp -- watch for this normalising as the greenfield plant scales.</w:t>
       </w:r>
     </w:p>
     <w:p>
@@ -1138,7 +1482,7 @@
           <w:sz w:val="26"/>
           <w:szCs w:val="26"/>
         </w:rPr>
-        <w:t xml:space="preserve">Time Technoplast</w:t>
+        <w:t xml:space="preserve">Dynamic Cables</w:t>
       </w:r>
       <w:r>
         <w:rPr>
@@ -1148,7 +1492,7 @@
           <w:sz w:val="20"/>
           <w:szCs w:val="20"/>
         </w:rPr>
-        <w:t xml:space="preserve">  —  12% allocation  |  Conviction: Medium-High</w:t>
+        <w:t xml:space="preserve">  —  9% allocation  |  Conviction: Medium-High</w:t>
       </w:r>
     </w:p>
     <w:p>
@@ -1163,7 +1507,7 @@
           <w:sz w:val="20"/>
           <w:szCs w:val="20"/>
         </w:rPr>
-        <w:t xml:space="preserve">Industrial-packaging compounder finishing a multi-year deleveraging, ~20-25% PAT growth for five straight quarters, still cheap</w:t>
+        <w:t xml:space="preserve">Power-cable maker on the T&amp;D + solar capex super-cycle, best expectation-gap read among the new Tier-A entrants</w:t>
       </w:r>
     </w:p>
     <w:p>
@@ -1171,7 +1515,7 @@
         <w:spacing w:after="120"/>
       </w:pPr>
       <w:r>
-        <w:t xml:space="preserve">Q1 FY27 revenue +25% / PAT +22%, the ~fifth consecutive quarter of ~20-25% PAT growth, with the composite (value-added) mix rising 27% -&gt; 35% and ROCE guided from 18.9% FY26 toward 23%+ FY28. FY26 cut net debt by Rs 409 Cr with net-debt-free targeted in 12-18 months - the falling interest drag is a structural, steel-price-independent earnings tailwind on top of volume growth. Trades ~19x trailing, undemanding for the growth-plus-deleveraging combination; expectation-gap module reads 'underestimated' (gap score ~52).</w:t>
+        <w:t xml:space="preserve">~30% growth confirmed across multiple concalls, ROCE ~27%, long-term debt repaid, UL 854 + PGCIL approvals opening export/utility demand. Was legacy Tier A in the older screen; re-enters this cycle on the mechanical score refresh.</w:t>
       </w:r>
     </w:p>
     <w:p>
@@ -1192,7 +1536,7 @@
           <w:sz w:val="20"/>
           <w:szCs w:val="20"/>
         </w:rPr>
-        <w:t xml:space="preserve">conviction_score 62.8 (Medium-High) is near the bottom of the tier, so a mid-weight; but it is the cheapest name in the book and the only one with a clearly favourable expectation-gap read, which offsets the lower conviction score - sized level with Aeroflex.</w:t>
+        <w:t xml:space="preserve">conviction_score 60.18 (just crossed the Tier-A threshold this cycle) but the best expectation-gap score of the seven new entrants (64.57) -- sized ahead of the other newcomers on that basis.</w:t>
       </w:r>
     </w:p>
     <w:p>
@@ -1214,7 +1558,7 @@
           <w:sz w:val="20"/>
           <w:szCs w:val="20"/>
         </w:rPr>
-        <w:t xml:space="preserve">The VAP-mix shift and the net-debt-free milestone are the thesis - a stall in either (composite mix flat, or working capital reabsorbing the deleveraging) breaks it. Guidance credibility is 'mixed' historically. Confirm the ~Rs 530 entry price live before acting.</w:t>
+        <w:t xml:space="preserve">A ~Rs 344 Cr Indokrates promoter-related guarantee and capex-timing slippage are the live risks. Confirm the score holds above 60 for a second cycle before treating this as a settled Tier-A position.</w:t>
       </w:r>
     </w:p>
     <w:p>
@@ -1228,17 +1572,17 @@
           <w:sz w:val="26"/>
           <w:szCs w:val="26"/>
         </w:rPr>
-        <w:t xml:space="preserve">Wockhardt Ltd</w:t>
-      </w:r>
-      <w:r>
-        <w:rPr>
-          <w:b/>
-          <w:bCs/>
-          <w:color w:val="8A6D00"/>
-          <w:sz w:val="20"/>
-          <w:szCs w:val="20"/>
-        </w:rPr>
-        <w:t xml:space="preserve">  —  8% allocation  |  Conviction: Medium</w:t>
+        <w:t xml:space="preserve">Matrimony.com Ltd</w:t>
+      </w:r>
+      <w:r>
+        <w:rPr>
+          <w:b/>
+          <w:bCs/>
+          <w:color w:val="3D7A1E"/>
+          <w:sz w:val="20"/>
+          <w:szCs w:val="20"/>
+        </w:rPr>
+        <w:t xml:space="preserve">  —  9% allocation  |  Conviction: Medium-High</w:t>
       </w:r>
     </w:p>
     <w:p>
@@ -1253,7 +1597,7 @@
           <w:sz w:val="20"/>
           <w:szCs w:val="20"/>
         </w:rPr>
-        <w:t xml:space="preserve">Zaynich cleared full US FDA approval - a real catalyst, but already priced in per expectation-gap scoring</w:t>
+        <w:t xml:space="preserve">Hated, cheap category leader with margins inflecting and a favourable expectation-gap read</w:t>
       </w:r>
     </w:p>
     <w:p>
@@ -1261,7 +1605,7 @@
         <w:spacing w:after="120"/>
       </w:pPr>
       <w:r>
-        <w:t xml:space="preserve">Zaynich (an NCE) won full US FDA approval on 29-May-2026 with Priority Review, Fast Track and QIDP status - the first NCE fully developed and commercialised by an Indian pharma company to win full US approval. The margin turnaround is confirmed multi-quarter (FY26 EBITDA margin 13.8%-&gt;18.7%, Q1 FY27 EBITDA +86% YoY), and promoter pledge has fallen sharply (52.9%-&gt;18.8%).</w:t>
+        <w:t xml:space="preserve">Category leader earning the large majority of industry profits at a modest EV ex-cash, with easing competition, a buying promoter and operating leverage inflecting (PAT growth well ahead of revenue).</w:t>
       </w:r>
     </w:p>
     <w:p>
@@ -1282,7 +1626,7 @@
           <w:sz w:val="20"/>
           <w:szCs w:val="20"/>
         </w:rPr>
-        <w:t xml:space="preserve">conviction_score (61.32) barely clears the Tier-A bar and thesis_fit is 10x-in-2-3-years, but the expectation-gap module flags this 'over-optimistic/no-edge' (score 0): the ~85x trailing P/E already implies ~80%+ EPS CAGR through FY28, well above the realistic base case absent a signed global (ex-India/ex-US) licensing deal. Smallest position in the book - included for the real catalyst, sized down because the market has already run ahead of it.</w:t>
+        <w:t xml:space="preserve">conviction_score 60.25 (just crossed the Tier-A threshold) with a favourable expectation-gap score (57.57) -- sized level with Dynamic Cables.</w:t>
       </w:r>
     </w:p>
     <w:p>
@@ -1304,7 +1648,367 @@
           <w:sz w:val="20"/>
           <w:szCs w:val="20"/>
         </w:rPr>
-        <w:t xml:space="preserve">A signed global licensing/commercialization deal for Zaynich, or the first reported US revenue print, would validate the re-rating already in the price. Absent that within ~6 months, this is a name to trim rather than add to - and a fresh Rs1,000cr capital-raise resolution (10-Aug-2026) is a live dilution risk on top of an unfinished Nov-2024 QIP.</w:t>
+        <w:t xml:space="preserve">The re-rate case is real but needs margins to hold for 2-3 more quarters to be considered confirmed rather than a one-off.</w:t>
+      </w:r>
+    </w:p>
+    <w:p>
+      <w:pPr>
+        <w:spacing w:after="40" w:before="240"/>
+      </w:pPr>
+      <w:r>
+        <w:rPr>
+          <w:b/>
+          <w:bCs/>
+          <w:sz w:val="26"/>
+          <w:szCs w:val="26"/>
+        </w:rPr>
+        <w:t xml:space="preserve">Entero Healthcare Solutions Ltd</w:t>
+      </w:r>
+      <w:r>
+        <w:rPr>
+          <w:b/>
+          <w:bCs/>
+          <w:color w:val="3D7A1E"/>
+          <w:sz w:val="20"/>
+          <w:szCs w:val="20"/>
+        </w:rPr>
+        <w:t xml:space="preserve">  —  7% allocation  |  Conviction: Medium-High</w:t>
+      </w:r>
+    </w:p>
+    <w:p>
+      <w:pPr>
+        <w:spacing w:after="100"/>
+      </w:pPr>
+      <w:r>
+        <w:rPr>
+          <w:i/>
+          <w:iCs/>
+          <w:color w:val="666666"/>
+          <w:sz w:val="20"/>
+          <w:szCs w:val="20"/>
+        </w:rPr>
+        <w:t xml:space="preserve">Five consecutive quarters of confirmed EBITDA margin expansion in pharma distribution</w:t>
+      </w:r>
+    </w:p>
+    <w:p>
+      <w:pPr>
+        <w:spacing w:after="120"/>
+      </w:pPr>
+      <w:r>
+        <w:t xml:space="preserve">EBITDA margin expansion confirmed across five straight quarters (2.8% -&gt; 4.5%), market cap below TTM sales -- the strongest methodology-confirmed margin-inflection case in the batch.</w:t>
+      </w:r>
+    </w:p>
+    <w:p>
+      <w:pPr>
+        <w:spacing w:after="100"/>
+      </w:pPr>
+      <w:r>
+        <w:rPr>
+          <w:b/>
+          <w:bCs/>
+          <w:sz w:val="20"/>
+          <w:szCs w:val="20"/>
+        </w:rPr>
+        <w:t xml:space="preserve">Why this weight: </w:t>
+      </w:r>
+      <w:r>
+        <w:rPr>
+          <w:sz w:val="20"/>
+          <w:szCs w:val="20"/>
+        </w:rPr>
+        <w:t xml:space="preserve">conviction_score 61.42 (just crossed Tier A) with a moderate expectation-gap read (32.72) -- mid-sized position among the newcomers.</w:t>
+      </w:r>
+    </w:p>
+    <w:p>
+      <w:pPr>
+        <w:spacing w:after="160"/>
+      </w:pPr>
+      <w:r>
+        <w:rPr>
+          <w:b/>
+          <w:bCs/>
+          <w:color w:val="A32020"/>
+          <w:sz w:val="20"/>
+          <w:szCs w:val="20"/>
+        </w:rPr>
+        <w:t xml:space="preserve">Watch for (thesis-breakers): </w:t>
+      </w:r>
+      <w:r>
+        <w:rPr>
+          <w:sz w:val="20"/>
+          <w:szCs w:val="20"/>
+        </w:rPr>
+        <w:t xml:space="preserve">Distribution-business margins are thin and competitive by nature -- confirm the margin expansion continues rather than mean-reverting as competitors respond.</w:t>
+      </w:r>
+    </w:p>
+    <w:p>
+      <w:pPr>
+        <w:spacing w:after="40" w:before="240"/>
+      </w:pPr>
+      <w:r>
+        <w:rPr>
+          <w:b/>
+          <w:bCs/>
+          <w:sz w:val="26"/>
+          <w:szCs w:val="26"/>
+        </w:rPr>
+        <w:t xml:space="preserve">Raymond Realty Ltd</w:t>
+      </w:r>
+      <w:r>
+        <w:rPr>
+          <w:b/>
+          <w:bCs/>
+          <w:color w:val="3D7A1E"/>
+          <w:sz w:val="20"/>
+          <w:szCs w:val="20"/>
+        </w:rPr>
+        <w:t xml:space="preserve">  —  7% allocation  |  Conviction: Medium-High</w:t>
+      </w:r>
+    </w:p>
+    <w:p>
+      <w:pPr>
+        <w:spacing w:after="100"/>
+      </w:pPr>
+      <w:r>
+        <w:rPr>
+          <w:i/>
+          <w:iCs/>
+          <w:color w:val="666666"/>
+          <w:sz w:val="20"/>
+          <w:szCs w:val="20"/>
+        </w:rPr>
+        <w:t xml:space="preserve">Real embedded-value gap in Thane redevelopment, tempered by leverage</w:t>
+      </w:r>
+    </w:p>
+    <w:p>
+      <w:pPr>
+        <w:spacing w:after="120"/>
+      </w:pPr>
+      <w:r>
+        <w:t xml:space="preserve">#1 Thane West market share confirmed by multiple trusted elevated users; strong revenue/EBITDA growth YoY; promoter open-market buying; large JDA signed; institutional stake entry; large estimated project surplus per the Aug-2026 investor presentation.</w:t>
+      </w:r>
+    </w:p>
+    <w:p>
+      <w:pPr>
+        <w:spacing w:after="100"/>
+      </w:pPr>
+      <w:r>
+        <w:rPr>
+          <w:b/>
+          <w:bCs/>
+          <w:sz w:val="20"/>
+          <w:szCs w:val="20"/>
+        </w:rPr>
+        <w:t xml:space="preserve">Why this weight: </w:t>
+      </w:r>
+      <w:r>
+        <w:rPr>
+          <w:sz w:val="20"/>
+          <w:szCs w:val="20"/>
+        </w:rPr>
+        <w:t xml:space="preserve">conviction_score 61.79 (just crossed Tier A) with a moderate expectation-gap read (30.04) -- sized level with Entero Healthcare, held back of the top-conviction names by real-estate-accounting-driven trailing-ROCE distortion and leverage (D/E ~9.81).</w:t>
+      </w:r>
+    </w:p>
+    <w:p>
+      <w:pPr>
+        <w:spacing w:after="160"/>
+      </w:pPr>
+      <w:r>
+        <w:rPr>
+          <w:b/>
+          <w:bCs/>
+          <w:color w:val="A32020"/>
+          <w:sz w:val="20"/>
+          <w:szCs w:val="20"/>
+        </w:rPr>
+        <w:t xml:space="preserve">Watch for (thesis-breakers): </w:t>
+      </w:r>
+      <w:r>
+        <w:rPr>
+          <w:sz w:val="20"/>
+          <w:szCs w:val="20"/>
+        </w:rPr>
+        <w:t xml:space="preserve">Trailing ROCE is distorted by RE accounting, not a genuine profitability signal yet -- watch cash-flow realisation as the Thane JDA and other projects convert bookings to cash.</w:t>
+      </w:r>
+    </w:p>
+    <w:p>
+      <w:pPr>
+        <w:spacing w:after="40" w:before="240"/>
+      </w:pPr>
+      <w:r>
+        <w:rPr>
+          <w:b/>
+          <w:bCs/>
+          <w:sz w:val="26"/>
+          <w:szCs w:val="26"/>
+        </w:rPr>
+        <w:t xml:space="preserve">HBL Engineering</w:t>
+      </w:r>
+      <w:r>
+        <w:rPr>
+          <w:b/>
+          <w:bCs/>
+          <w:color w:val="3D7A1E"/>
+          <w:sz w:val="20"/>
+          <w:szCs w:val="20"/>
+        </w:rPr>
+        <w:t xml:space="preserve">  —  6% allocation  |  Conviction: Medium-High</w:t>
+      </w:r>
+    </w:p>
+    <w:p>
+      <w:pPr>
+        <w:spacing w:after="100"/>
+      </w:pPr>
+      <w:r>
+        <w:rPr>
+          <w:i/>
+          <w:iCs/>
+          <w:color w:val="666666"/>
+          <w:sz w:val="20"/>
+          <w:szCs w:val="20"/>
+        </w:rPr>
+        <w:t xml:space="preserve">Kavach order-book story with excellent trailing returns, but no near-term catalyst per the expectation-gap read</w:t>
+      </w:r>
+    </w:p>
+    <w:p>
+      <w:pPr>
+        <w:spacing w:after="120"/>
+      </w:pPr>
+      <w:r>
+        <w:t xml:space="preserve">Kavach (train-collision-avoidance) order-book story with excellent trailing returns; multiple elevated-tier trusted users hold it as a top position. Q1 FY27 miss and Tonbo JV uncertainty are live headwinds, independently re-verified as not floor-derived.</w:t>
+      </w:r>
+    </w:p>
+    <w:p>
+      <w:pPr>
+        <w:spacing w:after="100"/>
+      </w:pPr>
+      <w:r>
+        <w:rPr>
+          <w:b/>
+          <w:bCs/>
+          <w:sz w:val="20"/>
+          <w:szCs w:val="20"/>
+        </w:rPr>
+        <w:t xml:space="preserve">Why this weight: </w:t>
+      </w:r>
+      <w:r>
+        <w:rPr>
+          <w:sz w:val="20"/>
+          <w:szCs w:val="20"/>
+        </w:rPr>
+        <w:t xml:space="preserve">conviction_score 65.75, the third-highest of the seven new entrants, but the expectation-gap score (24.19) carries an explicit 'no-catalyst' flag -- held to the smallest position in the book alongside Aeroflex on that basis.</w:t>
+      </w:r>
+    </w:p>
+    <w:p>
+      <w:pPr>
+        <w:spacing w:after="160"/>
+      </w:pPr>
+      <w:r>
+        <w:rPr>
+          <w:b/>
+          <w:bCs/>
+          <w:color w:val="A32020"/>
+          <w:sz w:val="20"/>
+          <w:szCs w:val="20"/>
+        </w:rPr>
+        <w:t xml:space="preserve">Watch for (thesis-breakers): </w:t>
+      </w:r>
+      <w:r>
+        <w:rPr>
+          <w:sz w:val="20"/>
+          <w:szCs w:val="20"/>
+        </w:rPr>
+        <w:t xml:space="preserve">The 'no-catalyst' flag means the re-rating case needs a fresh, dated trigger (a confirmed large order, Tonbo JV resolution) to re-rate further from here -- absent that, this is a name to hold, not add to.</w:t>
+      </w:r>
+    </w:p>
+    <w:p>
+      <w:pPr>
+        <w:spacing w:after="40" w:before="240"/>
+      </w:pPr>
+      <w:r>
+        <w:rPr>
+          <w:b/>
+          <w:bCs/>
+          <w:sz w:val="26"/>
+          <w:szCs w:val="26"/>
+        </w:rPr>
+        <w:t xml:space="preserve">Aeroflex Industries Ltd</w:t>
+      </w:r>
+      <w:r>
+        <w:rPr>
+          <w:b/>
+          <w:bCs/>
+          <w:color w:val="1E7A34"/>
+          <w:sz w:val="20"/>
+          <w:szCs w:val="20"/>
+        </w:rPr>
+        <w:t xml:space="preserve">  —  6% allocation  |  Conviction: High</w:t>
+      </w:r>
+    </w:p>
+    <w:p>
+      <w:pPr>
+        <w:spacing w:after="100"/>
+      </w:pPr>
+      <w:r>
+        <w:rPr>
+          <w:i/>
+          <w:iCs/>
+          <w:color w:val="666666"/>
+          <w:sz w:val="20"/>
+          <w:szCs w:val="20"/>
+        </w:rPr>
+        <w:t xml:space="preserve">AI data-centre liquid-cooling pivot confirmed in the numbers, but expectation-gap scoring flags it fully priced in</w:t>
+      </w:r>
+    </w:p>
+    <w:p>
+      <w:pPr>
+        <w:spacing w:after="120"/>
+      </w:pPr>
+      <w:r>
+        <w:t xml:space="preserve">Flexible-hose maker whose pivot into liquid-cooling skids/flow-control for AI data centres (supplying Vertiv) is showing up in reported numbers. A core-trusted investor holds this as a primary position on the same thesis.</w:t>
+      </w:r>
+    </w:p>
+    <w:p>
+      <w:pPr>
+        <w:spacing w:after="100"/>
+      </w:pPr>
+      <w:r>
+        <w:rPr>
+          <w:b/>
+          <w:bCs/>
+          <w:sz w:val="20"/>
+          <w:szCs w:val="20"/>
+        </w:rPr>
+        <w:t xml:space="preserve">Why this weight: </w:t>
+      </w:r>
+      <w:r>
+        <w:rPr>
+          <w:sz w:val="20"/>
+          <w:szCs w:val="20"/>
+        </w:rPr>
+        <w:t xml:space="preserve">conviction_score 84.62, the second-highest in the batch, but expectation-gap score is 0 with an explicit 'over-optimistic' flag -- deliberately capped at the smallest position in the book despite the high conviction score, unchanged reasoning from prior cycles.</w:t>
+      </w:r>
+    </w:p>
+    <w:p>
+      <w:pPr>
+        <w:spacing w:after="160"/>
+      </w:pPr>
+      <w:r>
+        <w:rPr>
+          <w:b/>
+          <w:bCs/>
+          <w:color w:val="A32020"/>
+          <w:sz w:val="20"/>
+          <w:szCs w:val="20"/>
+        </w:rPr>
+        <w:t xml:space="preserve">Watch for (thesis-breakers): </w:t>
+      </w:r>
+      <w:r>
+        <w:rPr>
+          <w:sz w:val="20"/>
+          <w:szCs w:val="20"/>
+        </w:rPr>
+        <w:t xml:space="preserve">Any deceleration in the skids/liquid-cooling revenue mix, or evidence the Vertiv relationship is at risk rather than expanding, removes the only justification for the stretched multiple. The single most valuation-fragile name in the book.</w:t>
       </w:r>
     </w:p>
     <w:p>
@@ -1333,7 +2037,7 @@
         <w:spacing w:after="80"/>
       </w:pPr>
       <w:r>
-        <w:t xml:space="preserve">2026-09-09 cycle: Tier A grew from 5 to 6 names - Time Technoplast crossed conviction_score 60 (62.8, Medium-High). Rebalanced: existing five trimmed proportionally to fund a 12% Time Technoplast position; cash buffer widened slightly to ~13%. Other scores re-confirmed (Venus 80, Aeroflex 80, Macpower 66, Wockhardt 61.3, Thyrocare 60). Verify live prices before acting.</w:t>
+        <w:t xml:space="preserve">2026-09-11 cycle: Tier A grew from 6 to 12 names on a broad mechanical score refresh (more deepdive/quality-score coverage lifting quality_lift across the board), not from fresh individual catalysts on each name -- treat the seven newcomers (HBL, Vivid Electromech, Raymond Realty, Entero Healthcare, P.E. Analytics, Matrimony.com, Dynamic Cables) as provisional until their scores hold above 60 for a second cycle.</w:t>
       </w:r>
     </w:p>
     <w:p>
@@ -1346,7 +2050,7 @@
         <w:spacing w:after="80"/>
       </w:pPr>
       <w:r>
-        <w:t xml:space="preserve">Time Technoplast is a one-cycle tier entrant - treat its sizing as provisional until a second ranking cycle confirms it holds above 60, not a momentary crossing.</w:t>
+        <w:t xml:space="preserve">Wockhardt Ltd exited the portfolio this cycle: conviction_score fell from 61.3 to 55.9 (below the Tier-A floor) purely on trusted-signal recency decay, not new negative news. The underlying Zaynich/margin-turnaround thesis is intact -- re-add if the score recrosses 60.</w:t>
       </w:r>
     </w:p>
     <w:p>
@@ -1359,7 +2063,7 @@
         <w:spacing w:after="80"/>
       </w:pPr>
       <w:r>
-        <w:t xml:space="preserve">Two names (Venus Remedies, Wockhardt) are both specialty pharma exporters - correlated to sector-wide regulatory/pricing risk (US FDA action, government drug-pricing policy) even though their individual theses are distinct.</w:t>
+        <w:t xml:space="preserve">Vivid Electromech and P.E. Analytics are Tier-A by score (62.09 and 61.05) but excluded from this tradable allocation -- no resolvable Yahoo Finance symbol, likely illiquid SME/micro-cap listings. Resolve pricing manually before considering either for inclusion.</w:t>
       </w:r>
     </w:p>
     <w:p>
@@ -1372,7 +2076,7 @@
         <w:spacing w:after="80"/>
       </w:pPr>
       <w:r>
-        <w:t xml:space="preserve">Three of six names (Macpower, Aeroflex, Wockhardt) are trading at stretched multiples (~52x, ~107x, ~85x respectively) relative to their own history - a broad market drawdown would likely hit this book's re-rated names hardest first. Time Technoplast (~19x) and Venus (~19x) are the valuation ballast.</w:t>
+        <w:t xml:space="preserve">Ten sectors represented (specialty pharma, diagnostics, industrial packaging, machine tools, power cables, internet platform, healthcare distribution, real estate, rail signalling, AI-datacentre thermal) -- materially more diversified than the prior six-name book, though Venus (specialty pharma) and Entero (healthcare distribution) both carry some healthcare-sector correlation.</w:t>
       </w:r>
     </w:p>
     <w:p>
@@ -1385,7 +2089,7 @@
         <w:spacing w:after="80"/>
       </w:pPr>
       <w:r>
-        <w:t xml:space="preserve">Thyrocare has not yet had the deep-dive guidance/expectation-gap pass (commitments, earnings_chain, market_expectation blocks) that the other names have - re-check its sizing once deepdive-top100 covers it.</w:t>
+        <w:t xml:space="preserve">Aeroflex and HBL Engineering are held at the smallest positions in the book (6% each) specifically because their expectation-gap scores flag the near-term catalyst as priced-in or absent -- do not add to either without a fresh expectation-gap improvement.</w:t>
       </w:r>
     </w:p>
     <w:p>
@@ -1398,7 +2102,20 @@
         <w:spacing w:after="80"/>
       </w:pPr>
       <w:r>
-        <w:t xml:space="preserve">Cash buffer (~13%) is intentionally held given how much of this batch has already re-rated; redeploy only into a fresh Tier-A entry or an existing position pulling back to a materially cheaper multiple, not into adding to current winners at current prices.</w:t>
+        <w:t xml:space="preserve">All ten prices were live-pulled from Yahoo Finance at compile time (2026-09-11) -- reverify before acting, especially for the newly-added names which have not been priced in a prior cycle.</w:t>
+      </w:r>
+    </w:p>
+    <w:p>
+      <w:pPr>
+        <w:pStyle w:val="ListParagraph"/>
+        <w:numPr>
+          <w:ilvl w:val="0"/>
+          <w:numId w:val="1"/>
+        </w:numPr>
+        <w:spacing w:after="80"/>
+      </w:pPr>
+      <w:r>
+        <w:t xml:space="preserve">Cash buffer (~12%) held given how much of Venus, Aeroflex, Macpower and Thyrocare has already re-rated; redeploy only into a fresh Tier-A entry that holds for a second cycle, or an existing position pulling back to a materially cheaper multiple.</w:t>
       </w:r>
     </w:p>
     <w:p>
